--- a/plasturgie/metrologie/le_micrometre_lecture.docx
+++ b/plasturgie/metrologie/le_micrometre_lecture.docx
@@ -2969,7 +2969,6 @@
           <w:sz w:val="24"/>
           <w:szCs w:val="24"/>
         </w:rPr>
-        <w:lastRenderedPageBreak/>
         <w:t>2èm</w:t>
       </w:r>
       <w:r>
@@ -3018,6 +3017,7 @@
           <w:szCs w:val="24"/>
           <w:lang w:eastAsia="fr-FR"/>
         </w:rPr>
+        <w:lastRenderedPageBreak/>
         <w:pict>
           <v:shape id="_x0000_s1254" type="#_x0000_t202" style="position:absolute;margin-left:269.35pt;margin-top:7.75pt;width:267.6pt;height:138.05pt;z-index:251809792" stroked="f" strokecolor="black [3213]">
             <v:textbox>
@@ -4693,12 +4693,9 @@
       </w:r>
     </w:p>
     <w:sectPr>
-      <w:headerReference w:type="even" r:id="rId18"/>
-      <w:headerReference w:type="default" r:id="rId19"/>
-      <w:footerReference w:type="even" r:id="rId20"/>
-      <w:footerReference w:type="default" r:id="rId21"/>
-      <w:headerReference w:type="first" r:id="rId22"/>
-      <w:footerReference w:type="first" r:id="rId23"/>
+      <w:footerReference w:type="default" r:id="rId18"/>
+      <w:headerReference w:type="first" r:id="rId19"/>
+      <w:footerReference w:type="first" r:id="rId20"/>
       <w:pgSz w:w="11906" w:h="16838" w:code="9"/>
       <w:pgMar w:top="567" w:right="567" w:bottom="851" w:left="567" w:header="709" w:footer="1361" w:gutter="0"/>
       <w:cols w:space="708"/>
@@ -4735,16 +4732,6 @@
 </file>
 
 <file path=word/footer1.xml><?xml version="1.0" encoding="utf-8"?>
-<w:ftr xmlns:ve="http://schemas.openxmlformats.org/markup-compatibility/2006" xmlns:o="urn:schemas-microsoft-com:office:office" xmlns:r="http://schemas.openxmlformats.org/officeDocument/2006/relationships" xmlns:m="http://schemas.openxmlformats.org/officeDocument/2006/math" xmlns:v="urn:schemas-microsoft-com:vml" xmlns:wp="http://schemas.openxmlformats.org/drawingml/2006/wordprocessingDrawing" xmlns:w10="urn:schemas-microsoft-com:office:word" xmlns:w="http://schemas.openxmlformats.org/wordprocessingml/2006/main" xmlns:wne="http://schemas.microsoft.com/office/word/2006/wordml">
-  <w:p>
-    <w:pPr>
-      <w:pStyle w:val="Pieddepage"/>
-    </w:pPr>
-  </w:p>
-</w:ftr>
-</file>
-
-<file path=word/footer2.xml><?xml version="1.0" encoding="utf-8"?>
 <w:ftr xmlns:ve="http://schemas.openxmlformats.org/markup-compatibility/2006" xmlns:o="urn:schemas-microsoft-com:office:office" xmlns:r="http://schemas.openxmlformats.org/officeDocument/2006/relationships" xmlns:m="http://schemas.openxmlformats.org/officeDocument/2006/math" xmlns:v="urn:schemas-microsoft-com:vml" xmlns:wp="http://schemas.openxmlformats.org/drawingml/2006/wordprocessingDrawing" xmlns:w10="urn:schemas-microsoft-com:office:word" xmlns:w="http://schemas.openxmlformats.org/wordprocessingml/2006/main" xmlns:wne="http://schemas.microsoft.com/office/word/2006/wordml">
   <w:p>
     <w:pPr>
@@ -5123,7 +5110,7 @@
 </w:ftr>
 </file>
 
-<file path=word/footer3.xml><?xml version="1.0" encoding="utf-8"?>
+<file path=word/footer2.xml><?xml version="1.0" encoding="utf-8"?>
 <w:ftr xmlns:ve="http://schemas.openxmlformats.org/markup-compatibility/2006" xmlns:o="urn:schemas-microsoft-com:office:office" xmlns:r="http://schemas.openxmlformats.org/officeDocument/2006/relationships" xmlns:m="http://schemas.openxmlformats.org/officeDocument/2006/math" xmlns:v="urn:schemas-microsoft-com:vml" xmlns:wp="http://schemas.openxmlformats.org/drawingml/2006/wordprocessingDrawing" xmlns:w10="urn:schemas-microsoft-com:office:word" xmlns:w="http://schemas.openxmlformats.org/wordprocessingml/2006/main" xmlns:wne="http://schemas.microsoft.com/office/word/2006/wordml">
   <w:p>
     <w:pPr>
@@ -5543,26 +5530,6 @@
 <file path=word/header1.xml><?xml version="1.0" encoding="utf-8"?>
 <w:hdr xmlns:ve="http://schemas.openxmlformats.org/markup-compatibility/2006" xmlns:o="urn:schemas-microsoft-com:office:office" xmlns:r="http://schemas.openxmlformats.org/officeDocument/2006/relationships" xmlns:m="http://schemas.openxmlformats.org/officeDocument/2006/math" xmlns:v="urn:schemas-microsoft-com:vml" xmlns:wp="http://schemas.openxmlformats.org/drawingml/2006/wordprocessingDrawing" xmlns:w10="urn:schemas-microsoft-com:office:word" xmlns:w="http://schemas.openxmlformats.org/wordprocessingml/2006/main" xmlns:wne="http://schemas.microsoft.com/office/word/2006/wordml">
   <w:p>
-    <w:pPr>
-      <w:pStyle w:val="En-tte"/>
-    </w:pPr>
-  </w:p>
-</w:hdr>
-</file>
-
-<file path=word/header2.xml><?xml version="1.0" encoding="utf-8"?>
-<w:hdr xmlns:ve="http://schemas.openxmlformats.org/markup-compatibility/2006" xmlns:o="urn:schemas-microsoft-com:office:office" xmlns:r="http://schemas.openxmlformats.org/officeDocument/2006/relationships" xmlns:m="http://schemas.openxmlformats.org/officeDocument/2006/math" xmlns:v="urn:schemas-microsoft-com:vml" xmlns:wp="http://schemas.openxmlformats.org/drawingml/2006/wordprocessingDrawing" xmlns:w10="urn:schemas-microsoft-com:office:word" xmlns:w="http://schemas.openxmlformats.org/wordprocessingml/2006/main" xmlns:wne="http://schemas.microsoft.com/office/word/2006/wordml">
-  <w:p>
-    <w:pPr>
-      <w:pStyle w:val="En-tte"/>
-    </w:pPr>
-  </w:p>
-</w:hdr>
-</file>
-
-<file path=word/header3.xml><?xml version="1.0" encoding="utf-8"?>
-<w:hdr xmlns:ve="http://schemas.openxmlformats.org/markup-compatibility/2006" xmlns:o="urn:schemas-microsoft-com:office:office" xmlns:r="http://schemas.openxmlformats.org/officeDocument/2006/relationships" xmlns:m="http://schemas.openxmlformats.org/officeDocument/2006/math" xmlns:v="urn:schemas-microsoft-com:vml" xmlns:wp="http://schemas.openxmlformats.org/drawingml/2006/wordprocessingDrawing" xmlns:w10="urn:schemas-microsoft-com:office:word" xmlns:w="http://schemas.openxmlformats.org/wordprocessingml/2006/main" xmlns:wne="http://schemas.microsoft.com/office/word/2006/wordml">
-  <w:p>
     <w:r>
       <w:rPr>
         <w:noProof/>
@@ -5646,9 +5613,9 @@
                   </w:rPr>
                   <w:drawing>
                     <wp:inline distT="0" distB="0" distL="0" distR="0">
-                      <wp:extent cx="1343496" cy="931697"/>
-                      <wp:effectExtent l="0" t="0" r="0" b="0"/>
-                      <wp:docPr id="1" name="Image 1" descr="logo_lycee.png"/>
+                      <wp:extent cx="1440000" cy="838130"/>
+                      <wp:effectExtent l="19050" t="0" r="7800" b="0"/>
+                      <wp:docPr id="4" name="Image 1" descr="logo.png"/>
                       <wp:cNvGraphicFramePr>
                         <a:graphicFrameLocks xmlns:a="http://schemas.openxmlformats.org/drawingml/2006/main" noChangeAspect="1"/>
                       </wp:cNvGraphicFramePr>
@@ -5656,7 +5623,7 @@
                         <a:graphicData uri="http://schemas.openxmlformats.org/drawingml/2006/picture">
                           <pic:pic xmlns:pic="http://schemas.openxmlformats.org/drawingml/2006/picture">
                             <pic:nvPicPr>
-                              <pic:cNvPr id="0" name="logo_lycee.png"/>
+                              <pic:cNvPr id="0" name="logo.png"/>
                               <pic:cNvPicPr/>
                             </pic:nvPicPr>
                             <pic:blipFill>
@@ -5668,7 +5635,7 @@
                             <pic:spPr>
                               <a:xfrm>
                                 <a:off x="0" y="0"/>
-                                <a:ext cx="1344374" cy="932306"/>
+                                <a:ext cx="1440000" cy="838130"/>
                               </a:xfrm>
                               <a:prstGeom prst="rect">
                                 <a:avLst/>
